--- a/Knowledge/3-Work knowledge/1-Software Engineering/1-Software Engineering Fundamentals/5-My Source/4-Networks Devices/9-Types of Network Cables/2-Ethernet (Twisted Pair).docx
+++ b/Knowledge/3-Work knowledge/1-Software Engineering/1-Software Engineering Fundamentals/5-My Source/4-Networks Devices/9-Types of Network Cables/2-Ethernet (Twisted Pair).docx
@@ -4,72 +4,39 @@
   <w:body>
     <w:p>
       <w:pPr>
-        <w:keepNext/>
-        <w:keepLines/>
-        <w:spacing w:before="360" w:after="80" w:line="276" w:lineRule="auto"/>
-        <w:outlineLvl w:val="0"/>
-        <w:rPr>
-          <w:rFonts w:asciiTheme="majorHAnsi" w:eastAsiaTheme="majorEastAsia" w:hAnsiTheme="majorHAnsi" w:cstheme="majorBidi"/>
-          <w:color w:val="2F5496" w:themeColor="accent1" w:themeShade="BF"/>
-          <w:kern w:val="0"/>
-          <w:sz w:val="40"/>
-          <w:szCs w:val="40"/>
-          <w:lang w:val="en"/>
-          <w14:ligatures w14:val="none"/>
+        <w:pStyle w:val="Heading1"/>
+        <w:rPr>
+          <w:lang w:val="en"/>
         </w:rPr>
       </w:pPr>
       <w:bookmarkStart w:id="0" w:name="_3xrmtyy0hiwa" w:colFirst="0" w:colLast="0"/>
       <w:bookmarkEnd w:id="0"/>
       <w:r>
         <w:rPr>
-          <w:rFonts w:asciiTheme="majorHAnsi" w:eastAsiaTheme="majorEastAsia" w:hAnsiTheme="majorHAnsi" w:cstheme="majorBidi"/>
-          <w:color w:val="2F5496" w:themeColor="accent1" w:themeShade="BF"/>
-          <w:kern w:val="0"/>
-          <w:sz w:val="40"/>
-          <w:szCs w:val="40"/>
-          <w:lang w:val="en"/>
-          <w14:ligatures w14:val="none"/>
+          <w:lang w:val="en"/>
         </w:rPr>
         <w:t>Ethernet (Twisted Pair)</w:t>
       </w:r>
     </w:p>
     <w:p>
       <w:pPr>
-        <w:spacing w:before="280" w:after="80" w:line="276" w:lineRule="auto"/>
-        <w:outlineLvl w:val="1"/>
-        <w:rPr>
-          <w:rFonts w:asciiTheme="majorHAnsi" w:eastAsiaTheme="majorEastAsia" w:hAnsiTheme="majorHAnsi" w:cstheme="majorBidi"/>
-          <w:color w:val="2F5496" w:themeColor="accent1" w:themeShade="BF"/>
-          <w:kern w:val="0"/>
-          <w:sz w:val="32"/>
-          <w:szCs w:val="32"/>
-          <w:lang w:val="en"/>
-          <w14:ligatures w14:val="none"/>
+        <w:pStyle w:val="Heading2"/>
+        <w:rPr>
+          <w:lang w:val="en"/>
         </w:rPr>
       </w:pPr>
       <w:bookmarkStart w:id="1" w:name="_scmjwl1g316o" w:colFirst="0" w:colLast="0"/>
       <w:bookmarkEnd w:id="1"/>
       <w:r>
         <w:rPr>
-          <w:rFonts w:ascii="Segoe UI Emoji" w:eastAsiaTheme="majorEastAsia" w:hAnsi="Segoe UI Emoji" w:cs="Segoe UI Emoji"/>
-          <w:color w:val="2F5496" w:themeColor="accent1" w:themeShade="BF"/>
-          <w:kern w:val="0"/>
-          <w:sz w:val="32"/>
-          <w:szCs w:val="32"/>
-          <w:lang w:val="en"/>
-          <w14:ligatures w14:val="none"/>
+          <w:rFonts w:ascii="Segoe UI Emoji" w:hAnsi="Segoe UI Emoji" w:cs="Segoe UI Emoji"/>
+          <w:lang w:val="en"/>
         </w:rPr>
         <w:t>🧵</w:t>
       </w:r>
       <w:r>
         <w:rPr>
-          <w:rFonts w:asciiTheme="majorHAnsi" w:eastAsiaTheme="majorEastAsia" w:hAnsiTheme="majorHAnsi" w:cstheme="majorBidi"/>
-          <w:color w:val="2F5496" w:themeColor="accent1" w:themeShade="BF"/>
-          <w:kern w:val="0"/>
-          <w:sz w:val="32"/>
-          <w:szCs w:val="32"/>
-          <w:lang w:val="en"/>
-          <w14:ligatures w14:val="none"/>
+          <w:lang w:val="en"/>
         </w:rPr>
         <w:t xml:space="preserve"> What Are Ethernet (Twisted Pair) Cables?</w:t>
       </w:r>
@@ -111,6 +78,7 @@
         </w:rPr>
         <w:t xml:space="preserve">: </w:t>
       </w:r>
+      <w:proofErr w:type="spellStart"/>
       <w:r>
         <w:rPr>
           <w:rFonts w:ascii="Arial" w:eastAsia="Arial" w:hAnsi="Arial" w:cs="Arial"/>
@@ -122,7 +90,21 @@
           <w:lang w:val="en"/>
           <w14:ligatures w14:val="none"/>
         </w:rPr>
-        <w:t>Chatgpt (GPT</w:t>
+        <w:t>Chatgpt</w:t>
+      </w:r>
+      <w:proofErr w:type="spellEnd"/>
+      <w:r>
+        <w:rPr>
+          <w:rFonts w:ascii="Arial" w:eastAsia="Arial" w:hAnsi="Arial" w:cs="Arial"/>
+          <w:b/>
+          <w:kern w:val="0"/>
+          <w:sz w:val="22"/>
+          <w:szCs w:val="22"/>
+          <w:highlight w:val="darkGray"/>
+          <w:lang w:val="en"/>
+          <w14:ligatures w14:val="none"/>
+        </w:rPr>
+        <w:t xml:space="preserve"> (GPT</w:t>
       </w:r>
       <w:r>
         <w:rPr>
@@ -232,31 +214,16 @@
     </w:p>
     <w:p>
       <w:pPr>
-        <w:keepNext/>
-        <w:keepLines/>
-        <w:spacing w:before="160" w:after="80" w:line="276" w:lineRule="auto"/>
-        <w:outlineLvl w:val="1"/>
-        <w:rPr>
-          <w:rFonts w:asciiTheme="majorHAnsi" w:eastAsiaTheme="majorEastAsia" w:hAnsiTheme="majorHAnsi" w:cstheme="majorBidi"/>
-          <w:color w:val="2F5496" w:themeColor="accent1" w:themeShade="BF"/>
-          <w:kern w:val="0"/>
-          <w:sz w:val="32"/>
-          <w:szCs w:val="32"/>
-          <w:lang w:val="en"/>
-          <w14:ligatures w14:val="none"/>
+        <w:pStyle w:val="Heading2"/>
+        <w:rPr>
+          <w:lang w:val="en"/>
         </w:rPr>
       </w:pPr>
       <w:bookmarkStart w:id="2" w:name="_1dswiruyzskx" w:colFirst="0" w:colLast="0"/>
       <w:bookmarkEnd w:id="2"/>
       <w:r>
         <w:rPr>
-          <w:rFonts w:asciiTheme="majorHAnsi" w:eastAsiaTheme="majorEastAsia" w:hAnsiTheme="majorHAnsi" w:cstheme="majorBidi"/>
-          <w:color w:val="2F5496" w:themeColor="accent1" w:themeShade="BF"/>
-          <w:kern w:val="0"/>
-          <w:sz w:val="32"/>
-          <w:szCs w:val="32"/>
-          <w:lang w:val="en"/>
-          <w14:ligatures w14:val="none"/>
+          <w:lang w:val="en"/>
         </w:rPr>
         <w:t>Ethernet (Twisted Pair) photo</w:t>
       </w:r>
@@ -312,7 +279,35 @@
           <w:lang w:val="en"/>
           <w14:ligatures w14:val="none"/>
         </w:rPr>
-        <w:t>Windows Screenshots (using Lightshot Program) at [12/18/2025]</w:t>
+        <w:t xml:space="preserve">Windows Screenshots (using </w:t>
+      </w:r>
+      <w:proofErr w:type="spellStart"/>
+      <w:r>
+        <w:rPr>
+          <w:rFonts w:ascii="Arial" w:eastAsia="Arial" w:hAnsi="Arial" w:cs="Arial"/>
+          <w:b/>
+          <w:kern w:val="0"/>
+          <w:sz w:val="22"/>
+          <w:szCs w:val="22"/>
+          <w:highlight w:val="darkGray"/>
+          <w:lang w:val="en"/>
+          <w14:ligatures w14:val="none"/>
+        </w:rPr>
+        <w:t>Lightshot</w:t>
+      </w:r>
+      <w:proofErr w:type="spellEnd"/>
+      <w:r>
+        <w:rPr>
+          <w:rFonts w:ascii="Arial" w:eastAsia="Arial" w:hAnsi="Arial" w:cs="Arial"/>
+          <w:b/>
+          <w:kern w:val="0"/>
+          <w:sz w:val="22"/>
+          <w:szCs w:val="22"/>
+          <w:highlight w:val="darkGray"/>
+          <w:lang w:val="en"/>
+          <w14:ligatures w14:val="none"/>
+        </w:rPr>
+        <w:t xml:space="preserve"> Program) at [12/18/2025]</w:t>
       </w:r>
     </w:p>
     <w:p>
@@ -401,41 +396,23 @@
     </w:p>
     <w:p>
       <w:pPr>
-        <w:spacing w:before="280" w:after="80" w:line="276" w:lineRule="auto"/>
-        <w:outlineLvl w:val="1"/>
-        <w:rPr>
-          <w:rFonts w:asciiTheme="majorHAnsi" w:eastAsiaTheme="majorEastAsia" w:hAnsiTheme="majorHAnsi" w:cstheme="majorBidi"/>
-          <w:color w:val="2F5496" w:themeColor="accent1" w:themeShade="BF"/>
-          <w:kern w:val="0"/>
-          <w:sz w:val="32"/>
-          <w:szCs w:val="32"/>
-          <w:lang w:val="en"/>
-          <w14:ligatures w14:val="none"/>
+        <w:pStyle w:val="Heading2"/>
+        <w:rPr>
+          <w:lang w:val="en"/>
         </w:rPr>
       </w:pPr>
       <w:bookmarkStart w:id="3" w:name="_2xy1llokzc8x" w:colFirst="0" w:colLast="0"/>
       <w:bookmarkEnd w:id="3"/>
       <w:r>
         <w:rPr>
-          <w:rFonts w:ascii="Segoe UI Emoji" w:eastAsiaTheme="majorEastAsia" w:hAnsi="Segoe UI Emoji" w:cs="Segoe UI Emoji"/>
-          <w:color w:val="2F5496" w:themeColor="accent1" w:themeShade="BF"/>
-          <w:kern w:val="0"/>
-          <w:sz w:val="32"/>
-          <w:szCs w:val="32"/>
-          <w:lang w:val="en"/>
-          <w14:ligatures w14:val="none"/>
+          <w:rFonts w:ascii="Segoe UI Emoji" w:hAnsi="Segoe UI Emoji" w:cs="Segoe UI Emoji"/>
+          <w:lang w:val="en"/>
         </w:rPr>
         <w:t>📦</w:t>
       </w:r>
       <w:r>
         <w:rPr>
-          <w:rFonts w:asciiTheme="majorHAnsi" w:eastAsiaTheme="majorEastAsia" w:hAnsiTheme="majorHAnsi" w:cstheme="majorBidi"/>
-          <w:color w:val="2F5496" w:themeColor="accent1" w:themeShade="BF"/>
-          <w:kern w:val="0"/>
-          <w:sz w:val="32"/>
-          <w:szCs w:val="32"/>
-          <w:lang w:val="en"/>
-          <w14:ligatures w14:val="none"/>
+          <w:lang w:val="en"/>
         </w:rPr>
         <w:t xml:space="preserve"> Belongs to:</w:t>
       </w:r>
@@ -477,6 +454,7 @@
         </w:rPr>
         <w:t xml:space="preserve">: </w:t>
       </w:r>
+      <w:proofErr w:type="spellStart"/>
       <w:r>
         <w:rPr>
           <w:rFonts w:ascii="Arial" w:eastAsia="Arial" w:hAnsi="Arial" w:cs="Arial"/>
@@ -488,7 +466,21 @@
           <w:lang w:val="en"/>
           <w14:ligatures w14:val="none"/>
         </w:rPr>
-        <w:t>Chatgpt (GPT</w:t>
+        <w:t>Chatgpt</w:t>
+      </w:r>
+      <w:proofErr w:type="spellEnd"/>
+      <w:r>
+        <w:rPr>
+          <w:rFonts w:ascii="Arial" w:eastAsia="Arial" w:hAnsi="Arial" w:cs="Arial"/>
+          <w:b/>
+          <w:kern w:val="0"/>
+          <w:sz w:val="22"/>
+          <w:szCs w:val="22"/>
+          <w:highlight w:val="darkGray"/>
+          <w:lang w:val="en"/>
+          <w14:ligatures w14:val="none"/>
+        </w:rPr>
+        <w:t xml:space="preserve"> (GPT</w:t>
       </w:r>
       <w:r>
         <w:rPr>
@@ -577,6 +569,7 @@
           <w14:ligatures w14:val="none"/>
         </w:rPr>
       </w:pPr>
+      <w:proofErr w:type="gramStart"/>
       <w:r>
         <w:rPr>
           <w:rFonts w:ascii="Roboto Mono" w:eastAsia="Roboto Mono" w:hAnsi="Roboto Mono" w:cs="Arial"/>
@@ -585,7 +578,18 @@
           <w:lang w:val="en"/>
           <w14:ligatures w14:val="none"/>
         </w:rPr>
-        <w:t xml:space="preserve">Specifically under </w:t>
+        <w:t>Specifically</w:t>
+      </w:r>
+      <w:proofErr w:type="gramEnd"/>
+      <w:r>
+        <w:rPr>
+          <w:rFonts w:ascii="Roboto Mono" w:eastAsia="Roboto Mono" w:hAnsi="Roboto Mono" w:cs="Arial"/>
+          <w:kern w:val="0"/>
+          <w:szCs w:val="22"/>
+          <w:lang w:val="en"/>
+          <w14:ligatures w14:val="none"/>
+        </w:rPr>
+        <w:t xml:space="preserve"> under </w:t>
       </w:r>
       <w:r>
         <w:rPr>
@@ -637,41 +641,23 @@
     </w:p>
     <w:p>
       <w:pPr>
-        <w:spacing w:before="280" w:after="80" w:line="276" w:lineRule="auto"/>
-        <w:outlineLvl w:val="1"/>
-        <w:rPr>
-          <w:rFonts w:asciiTheme="majorHAnsi" w:eastAsiaTheme="majorEastAsia" w:hAnsiTheme="majorHAnsi" w:cstheme="majorBidi"/>
-          <w:color w:val="2F5496" w:themeColor="accent1" w:themeShade="BF"/>
-          <w:kern w:val="0"/>
-          <w:sz w:val="32"/>
-          <w:szCs w:val="32"/>
-          <w:lang w:val="en"/>
-          <w14:ligatures w14:val="none"/>
+        <w:pStyle w:val="Heading2"/>
+        <w:rPr>
+          <w:lang w:val="en"/>
         </w:rPr>
       </w:pPr>
       <w:bookmarkStart w:id="4" w:name="_8zsib2pjht7p" w:colFirst="0" w:colLast="0"/>
       <w:bookmarkEnd w:id="4"/>
       <w:r>
         <w:rPr>
-          <w:rFonts w:ascii="Segoe UI Emoji" w:eastAsiaTheme="majorEastAsia" w:hAnsi="Segoe UI Emoji" w:cs="Segoe UI Emoji"/>
-          <w:color w:val="2F5496" w:themeColor="accent1" w:themeShade="BF"/>
-          <w:kern w:val="0"/>
-          <w:sz w:val="32"/>
-          <w:szCs w:val="32"/>
-          <w:lang w:val="en"/>
-          <w14:ligatures w14:val="none"/>
+          <w:rFonts w:ascii="Segoe UI Emoji" w:hAnsi="Segoe UI Emoji" w:cs="Segoe UI Emoji"/>
+          <w:lang w:val="en"/>
         </w:rPr>
         <w:t>🧠</w:t>
       </w:r>
       <w:r>
         <w:rPr>
-          <w:rFonts w:asciiTheme="majorHAnsi" w:eastAsiaTheme="majorEastAsia" w:hAnsiTheme="majorHAnsi" w:cstheme="majorBidi"/>
-          <w:color w:val="2F5496" w:themeColor="accent1" w:themeShade="BF"/>
-          <w:kern w:val="0"/>
-          <w:sz w:val="32"/>
-          <w:szCs w:val="32"/>
-          <w:lang w:val="en"/>
-          <w14:ligatures w14:val="none"/>
+          <w:lang w:val="en"/>
         </w:rPr>
         <w:t xml:space="preserve"> Key Features</w:t>
       </w:r>
@@ -713,6 +699,7 @@
         </w:rPr>
         <w:t xml:space="preserve">: </w:t>
       </w:r>
+      <w:proofErr w:type="spellStart"/>
       <w:r>
         <w:rPr>
           <w:rFonts w:ascii="Arial" w:eastAsia="Arial" w:hAnsi="Arial" w:cs="Arial"/>
@@ -724,7 +711,21 @@
           <w:lang w:val="en"/>
           <w14:ligatures w14:val="none"/>
         </w:rPr>
-        <w:t>Chatgpt (GPT</w:t>
+        <w:t>Chatgpt</w:t>
+      </w:r>
+      <w:proofErr w:type="spellEnd"/>
+      <w:r>
+        <w:rPr>
+          <w:rFonts w:ascii="Arial" w:eastAsia="Arial" w:hAnsi="Arial" w:cs="Arial"/>
+          <w:b/>
+          <w:kern w:val="0"/>
+          <w:sz w:val="22"/>
+          <w:szCs w:val="22"/>
+          <w:highlight w:val="darkGray"/>
+          <w:lang w:val="en"/>
+          <w14:ligatures w14:val="none"/>
+        </w:rPr>
+        <w:t xml:space="preserve"> (GPT</w:t>
       </w:r>
       <w:r>
         <w:rPr>
@@ -775,6 +776,7 @@
           <w:lang w:val="en"/>
           <w14:ligatures w14:val="none"/>
         </w:rPr>
+        <w:lastRenderedPageBreak/>
         <w:drawing>
           <wp:inline distT="114300" distB="114300" distL="114300" distR="114300" wp14:anchorId="728E74D4" wp14:editId="5E24EC37">
             <wp:extent cx="5943600" cy="1930400"/>
@@ -1384,41 +1386,23 @@
     </w:p>
     <w:p>
       <w:pPr>
-        <w:spacing w:before="280" w:after="80" w:line="276" w:lineRule="auto"/>
-        <w:outlineLvl w:val="1"/>
-        <w:rPr>
-          <w:rFonts w:asciiTheme="majorHAnsi" w:eastAsiaTheme="majorEastAsia" w:hAnsiTheme="majorHAnsi" w:cstheme="majorBidi"/>
-          <w:color w:val="2F5496" w:themeColor="accent1" w:themeShade="BF"/>
-          <w:kern w:val="0"/>
-          <w:sz w:val="32"/>
-          <w:szCs w:val="32"/>
-          <w:lang w:val="en"/>
-          <w14:ligatures w14:val="none"/>
+        <w:pStyle w:val="Heading2"/>
+        <w:rPr>
+          <w:lang w:val="en"/>
         </w:rPr>
       </w:pPr>
       <w:bookmarkStart w:id="5" w:name="_6ed8d832ssma" w:colFirst="0" w:colLast="0"/>
       <w:bookmarkEnd w:id="5"/>
       <w:r>
         <w:rPr>
-          <w:rFonts w:ascii="Segoe UI Emoji" w:eastAsiaTheme="majorEastAsia" w:hAnsi="Segoe UI Emoji" w:cs="Segoe UI Emoji"/>
-          <w:color w:val="2F5496" w:themeColor="accent1" w:themeShade="BF"/>
-          <w:kern w:val="0"/>
-          <w:sz w:val="32"/>
-          <w:szCs w:val="32"/>
-          <w:lang w:val="en"/>
-          <w14:ligatures w14:val="none"/>
+          <w:rFonts w:ascii="Segoe UI Emoji" w:hAnsi="Segoe UI Emoji" w:cs="Segoe UI Emoji"/>
+          <w:lang w:val="en"/>
         </w:rPr>
         <w:t>🧾</w:t>
       </w:r>
       <w:r>
         <w:rPr>
-          <w:rFonts w:asciiTheme="majorHAnsi" w:eastAsiaTheme="majorEastAsia" w:hAnsiTheme="majorHAnsi" w:cstheme="majorBidi"/>
-          <w:color w:val="2F5496" w:themeColor="accent1" w:themeShade="BF"/>
-          <w:kern w:val="0"/>
-          <w:sz w:val="32"/>
-          <w:szCs w:val="32"/>
-          <w:lang w:val="en"/>
-          <w14:ligatures w14:val="none"/>
+          <w:lang w:val="en"/>
         </w:rPr>
         <w:t xml:space="preserve"> Common Ethernet Cable Categories</w:t>
       </w:r>
@@ -1460,6 +1444,7 @@
         </w:rPr>
         <w:t xml:space="preserve">: </w:t>
       </w:r>
+      <w:proofErr w:type="spellStart"/>
       <w:r>
         <w:rPr>
           <w:rFonts w:ascii="Arial" w:eastAsia="Arial" w:hAnsi="Arial" w:cs="Arial"/>
@@ -1471,7 +1456,21 @@
           <w:lang w:val="en"/>
           <w14:ligatures w14:val="none"/>
         </w:rPr>
-        <w:t>Chatgpt (GPT</w:t>
+        <w:t>Chatgpt</w:t>
+      </w:r>
+      <w:proofErr w:type="spellEnd"/>
+      <w:r>
+        <w:rPr>
+          <w:rFonts w:ascii="Arial" w:eastAsia="Arial" w:hAnsi="Arial" w:cs="Arial"/>
+          <w:b/>
+          <w:kern w:val="0"/>
+          <w:sz w:val="22"/>
+          <w:szCs w:val="22"/>
+          <w:highlight w:val="darkGray"/>
+          <w:lang w:val="en"/>
+          <w14:ligatures w14:val="none"/>
+        </w:rPr>
+        <w:t xml:space="preserve"> (GPT</w:t>
       </w:r>
       <w:r>
         <w:rPr>
@@ -1522,6 +1521,7 @@
           <w:lang w:val="en"/>
           <w14:ligatures w14:val="none"/>
         </w:rPr>
+        <w:lastRenderedPageBreak/>
         <w:drawing>
           <wp:inline distT="114300" distB="114300" distL="114300" distR="114300" wp14:anchorId="4986D5EB" wp14:editId="54C96D57">
             <wp:extent cx="5943600" cy="2679700"/>
@@ -2786,41 +2786,23 @@
     </w:p>
     <w:p>
       <w:pPr>
-        <w:spacing w:before="280" w:after="80" w:line="276" w:lineRule="auto"/>
-        <w:outlineLvl w:val="1"/>
-        <w:rPr>
-          <w:rFonts w:asciiTheme="majorHAnsi" w:eastAsiaTheme="majorEastAsia" w:hAnsiTheme="majorHAnsi" w:cstheme="majorBidi"/>
-          <w:color w:val="2F5496" w:themeColor="accent1" w:themeShade="BF"/>
-          <w:kern w:val="0"/>
-          <w:sz w:val="32"/>
-          <w:szCs w:val="32"/>
-          <w:lang w:val="en"/>
-          <w14:ligatures w14:val="none"/>
+        <w:pStyle w:val="Heading2"/>
+        <w:rPr>
+          <w:lang w:val="en"/>
         </w:rPr>
       </w:pPr>
       <w:bookmarkStart w:id="6" w:name="_kanzkwsryuql" w:colFirst="0" w:colLast="0"/>
       <w:bookmarkEnd w:id="6"/>
       <w:r>
         <w:rPr>
-          <w:rFonts w:ascii="Segoe UI Emoji" w:eastAsiaTheme="majorEastAsia" w:hAnsi="Segoe UI Emoji" w:cs="Segoe UI Emoji"/>
-          <w:color w:val="2F5496" w:themeColor="accent1" w:themeShade="BF"/>
-          <w:kern w:val="0"/>
-          <w:sz w:val="32"/>
-          <w:szCs w:val="32"/>
-          <w:lang w:val="en"/>
-          <w14:ligatures w14:val="none"/>
+          <w:rFonts w:ascii="Segoe UI Emoji" w:hAnsi="Segoe UI Emoji" w:cs="Segoe UI Emoji"/>
+          <w:lang w:val="en"/>
         </w:rPr>
         <w:t>🧰</w:t>
       </w:r>
       <w:r>
         <w:rPr>
-          <w:rFonts w:asciiTheme="majorHAnsi" w:eastAsiaTheme="majorEastAsia" w:hAnsiTheme="majorHAnsi" w:cstheme="majorBidi"/>
-          <w:color w:val="2F5496" w:themeColor="accent1" w:themeShade="BF"/>
-          <w:kern w:val="0"/>
-          <w:sz w:val="32"/>
-          <w:szCs w:val="32"/>
-          <w:lang w:val="en"/>
-          <w14:ligatures w14:val="none"/>
+          <w:lang w:val="en"/>
         </w:rPr>
         <w:t xml:space="preserve"> STP vs UTP</w:t>
       </w:r>
@@ -2862,6 +2844,7 @@
         </w:rPr>
         <w:t xml:space="preserve">: </w:t>
       </w:r>
+      <w:proofErr w:type="spellStart"/>
       <w:r>
         <w:rPr>
           <w:rFonts w:ascii="Arial" w:eastAsia="Arial" w:hAnsi="Arial" w:cs="Arial"/>
@@ -2873,7 +2856,21 @@
           <w:lang w:val="en"/>
           <w14:ligatures w14:val="none"/>
         </w:rPr>
-        <w:t>Chatgpt (GPT</w:t>
+        <w:t>Chatgpt</w:t>
+      </w:r>
+      <w:proofErr w:type="spellEnd"/>
+      <w:r>
+        <w:rPr>
+          <w:rFonts w:ascii="Arial" w:eastAsia="Arial" w:hAnsi="Arial" w:cs="Arial"/>
+          <w:b/>
+          <w:kern w:val="0"/>
+          <w:sz w:val="22"/>
+          <w:szCs w:val="22"/>
+          <w:highlight w:val="darkGray"/>
+          <w:lang w:val="en"/>
+          <w14:ligatures w14:val="none"/>
+        </w:rPr>
+        <w:t xml:space="preserve"> (GPT</w:t>
       </w:r>
       <w:r>
         <w:rPr>
@@ -2924,6 +2921,7 @@
           <w:lang w:val="en"/>
           <w14:ligatures w14:val="none"/>
         </w:rPr>
+        <w:lastRenderedPageBreak/>
         <w:drawing>
           <wp:inline distT="114300" distB="114300" distL="114300" distR="114300" wp14:anchorId="4E747BB2" wp14:editId="65BA3461">
             <wp:extent cx="5943600" cy="1016000"/>
@@ -3272,16 +3270,9 @@
     </w:p>
     <w:p>
       <w:pPr>
-        <w:spacing w:before="280" w:after="80" w:line="276" w:lineRule="auto"/>
-        <w:outlineLvl w:val="1"/>
-        <w:rPr>
-          <w:rFonts w:asciiTheme="majorHAnsi" w:eastAsiaTheme="majorEastAsia" w:hAnsiTheme="majorHAnsi" w:cstheme="majorBidi"/>
-          <w:color w:val="2F5496" w:themeColor="accent1" w:themeShade="BF"/>
-          <w:kern w:val="0"/>
-          <w:sz w:val="32"/>
-          <w:szCs w:val="32"/>
-          <w:lang w:val="en"/>
-          <w14:ligatures w14:val="none"/>
+        <w:pStyle w:val="Heading2"/>
+        <w:rPr>
+          <w:lang w:val="en"/>
         </w:rPr>
       </w:pPr>
       <w:bookmarkStart w:id="7" w:name="_bvc0g2nifskh" w:colFirst="0" w:colLast="0"/>
@@ -3289,24 +3280,14 @@
       <w:r>
         <w:rPr>
           <w:rFonts w:ascii="Segoe UI Emoji" w:eastAsia="Arial Unicode MS" w:hAnsi="Segoe UI Emoji" w:cs="Segoe UI Emoji"/>
-          <w:color w:val="2F5496" w:themeColor="accent1" w:themeShade="BF"/>
-          <w:kern w:val="0"/>
-          <w:sz w:val="32"/>
-          <w:szCs w:val="32"/>
-          <w:lang w:val="en"/>
-          <w14:ligatures w14:val="none"/>
+          <w:lang w:val="en"/>
         </w:rPr>
         <w:t>✅</w:t>
       </w:r>
       <w:r>
         <w:rPr>
-          <w:rFonts w:ascii="Arial Unicode MS" w:eastAsia="Arial Unicode MS" w:hAnsi="Arial Unicode MS" w:cs="Arial Unicode MS"/>
-          <w:color w:val="2F5496" w:themeColor="accent1" w:themeShade="BF"/>
-          <w:kern w:val="0"/>
-          <w:sz w:val="32"/>
-          <w:szCs w:val="32"/>
-          <w:lang w:val="en"/>
-          <w14:ligatures w14:val="none"/>
+          <w:rFonts w:eastAsia="Arial Unicode MS"/>
+          <w:lang w:val="en"/>
         </w:rPr>
         <w:t xml:space="preserve"> Advantages</w:t>
       </w:r>
@@ -3348,6 +3329,7 @@
         </w:rPr>
         <w:t xml:space="preserve">: </w:t>
       </w:r>
+      <w:proofErr w:type="spellStart"/>
       <w:r>
         <w:rPr>
           <w:rFonts w:ascii="Arial" w:eastAsia="Arial" w:hAnsi="Arial" w:cs="Arial"/>
@@ -3359,7 +3341,21 @@
           <w:lang w:val="en"/>
           <w14:ligatures w14:val="none"/>
         </w:rPr>
-        <w:t>Chatgpt (GPT</w:t>
+        <w:t>Chatgpt</w:t>
+      </w:r>
+      <w:proofErr w:type="spellEnd"/>
+      <w:r>
+        <w:rPr>
+          <w:rFonts w:ascii="Arial" w:eastAsia="Arial" w:hAnsi="Arial" w:cs="Arial"/>
+          <w:b/>
+          <w:kern w:val="0"/>
+          <w:sz w:val="22"/>
+          <w:szCs w:val="22"/>
+          <w:highlight w:val="darkGray"/>
+          <w:lang w:val="en"/>
+          <w14:ligatures w14:val="none"/>
+        </w:rPr>
+        <w:t xml:space="preserve"> (GPT</w:t>
       </w:r>
       <w:r>
         <w:rPr>
@@ -3669,16 +3665,9 @@
     </w:p>
     <w:p>
       <w:pPr>
-        <w:spacing w:before="280" w:after="80" w:line="276" w:lineRule="auto"/>
-        <w:outlineLvl w:val="1"/>
-        <w:rPr>
-          <w:rFonts w:asciiTheme="majorHAnsi" w:eastAsiaTheme="majorEastAsia" w:hAnsiTheme="majorHAnsi" w:cstheme="majorBidi"/>
-          <w:color w:val="2F5496" w:themeColor="accent1" w:themeShade="BF"/>
-          <w:kern w:val="0"/>
-          <w:sz w:val="32"/>
-          <w:szCs w:val="32"/>
-          <w:lang w:val="en"/>
-          <w14:ligatures w14:val="none"/>
+        <w:pStyle w:val="Heading2"/>
+        <w:rPr>
+          <w:lang w:val="en"/>
         </w:rPr>
       </w:pPr>
       <w:bookmarkStart w:id="8" w:name="_x87nwvk36n1b" w:colFirst="0" w:colLast="0"/>
@@ -3686,24 +3675,14 @@
       <w:r>
         <w:rPr>
           <w:rFonts w:ascii="Segoe UI Emoji" w:eastAsia="Arial Unicode MS" w:hAnsi="Segoe UI Emoji" w:cs="Segoe UI Emoji"/>
-          <w:color w:val="2F5496" w:themeColor="accent1" w:themeShade="BF"/>
-          <w:kern w:val="0"/>
-          <w:sz w:val="32"/>
-          <w:szCs w:val="32"/>
-          <w:lang w:val="en"/>
-          <w14:ligatures w14:val="none"/>
+          <w:lang w:val="en"/>
         </w:rPr>
         <w:t>❌</w:t>
       </w:r>
       <w:r>
         <w:rPr>
-          <w:rFonts w:ascii="Arial Unicode MS" w:eastAsia="Arial Unicode MS" w:hAnsi="Arial Unicode MS" w:cs="Arial Unicode MS"/>
-          <w:color w:val="2F5496" w:themeColor="accent1" w:themeShade="BF"/>
-          <w:kern w:val="0"/>
-          <w:sz w:val="32"/>
-          <w:szCs w:val="32"/>
-          <w:lang w:val="en"/>
-          <w14:ligatures w14:val="none"/>
+          <w:rFonts w:eastAsia="Arial Unicode MS"/>
+          <w:lang w:val="en"/>
         </w:rPr>
         <w:t xml:space="preserve"> Disadvantages</w:t>
       </w:r>
@@ -3745,6 +3724,7 @@
         </w:rPr>
         <w:t xml:space="preserve">: </w:t>
       </w:r>
+      <w:proofErr w:type="spellStart"/>
       <w:r>
         <w:rPr>
           <w:rFonts w:ascii="Arial" w:eastAsia="Arial" w:hAnsi="Arial" w:cs="Arial"/>
@@ -3756,7 +3736,21 @@
           <w:lang w:val="en"/>
           <w14:ligatures w14:val="none"/>
         </w:rPr>
-        <w:t>Chatgpt (GPT</w:t>
+        <w:t>Chatgpt</w:t>
+      </w:r>
+      <w:proofErr w:type="spellEnd"/>
+      <w:r>
+        <w:rPr>
+          <w:rFonts w:ascii="Arial" w:eastAsia="Arial" w:hAnsi="Arial" w:cs="Arial"/>
+          <w:b/>
+          <w:kern w:val="0"/>
+          <w:sz w:val="22"/>
+          <w:szCs w:val="22"/>
+          <w:highlight w:val="darkGray"/>
+          <w:lang w:val="en"/>
+          <w14:ligatures w14:val="none"/>
+        </w:rPr>
+        <w:t xml:space="preserve"> (GPT</w:t>
       </w:r>
       <w:r>
         <w:rPr>
@@ -3990,6 +3984,7 @@
           <w:lang w:val="en"/>
           <w14:ligatures w14:val="none"/>
         </w:rPr>
+        <w:lastRenderedPageBreak/>
         <w:pict w14:anchorId="413C4B47">
           <v:rect id="_x0000_i1031" style="width:0;height:1.5pt" o:hralign="center" o:hrstd="t" o:hr="t" fillcolor="#a0a0a0" stroked="f"/>
         </w:pict>
@@ -3997,41 +3992,23 @@
     </w:p>
     <w:p>
       <w:pPr>
-        <w:spacing w:before="280" w:after="80" w:line="276" w:lineRule="auto"/>
-        <w:outlineLvl w:val="1"/>
-        <w:rPr>
-          <w:rFonts w:asciiTheme="majorHAnsi" w:eastAsiaTheme="majorEastAsia" w:hAnsiTheme="majorHAnsi" w:cstheme="majorBidi"/>
-          <w:color w:val="2F5496" w:themeColor="accent1" w:themeShade="BF"/>
-          <w:kern w:val="0"/>
-          <w:sz w:val="32"/>
-          <w:szCs w:val="32"/>
-          <w:lang w:val="en"/>
-          <w14:ligatures w14:val="none"/>
+        <w:pStyle w:val="Heading2"/>
+        <w:rPr>
+          <w:lang w:val="en"/>
         </w:rPr>
       </w:pPr>
       <w:bookmarkStart w:id="9" w:name="_seg8lu10ncs8" w:colFirst="0" w:colLast="0"/>
       <w:bookmarkEnd w:id="9"/>
       <w:r>
         <w:rPr>
-          <w:rFonts w:ascii="Segoe UI Emoji" w:eastAsiaTheme="majorEastAsia" w:hAnsi="Segoe UI Emoji" w:cs="Segoe UI Emoji"/>
-          <w:color w:val="2F5496" w:themeColor="accent1" w:themeShade="BF"/>
-          <w:kern w:val="0"/>
-          <w:sz w:val="32"/>
-          <w:szCs w:val="32"/>
-          <w:lang w:val="en"/>
-          <w14:ligatures w14:val="none"/>
+          <w:rFonts w:ascii="Segoe UI Emoji" w:hAnsi="Segoe UI Emoji" w:cs="Segoe UI Emoji"/>
+          <w:lang w:val="en"/>
         </w:rPr>
         <w:t>📌</w:t>
       </w:r>
       <w:r>
         <w:rPr>
-          <w:rFonts w:asciiTheme="majorHAnsi" w:eastAsiaTheme="majorEastAsia" w:hAnsiTheme="majorHAnsi" w:cstheme="majorBidi"/>
-          <w:color w:val="2F5496" w:themeColor="accent1" w:themeShade="BF"/>
-          <w:kern w:val="0"/>
-          <w:sz w:val="32"/>
-          <w:szCs w:val="32"/>
-          <w:lang w:val="en"/>
-          <w14:ligatures w14:val="none"/>
+          <w:lang w:val="en"/>
         </w:rPr>
         <w:t xml:space="preserve"> Summary</w:t>
       </w:r>
@@ -4073,6 +4050,7 @@
         </w:rPr>
         <w:t xml:space="preserve">: </w:t>
       </w:r>
+      <w:proofErr w:type="spellStart"/>
       <w:r>
         <w:rPr>
           <w:rFonts w:ascii="Arial" w:eastAsia="Arial" w:hAnsi="Arial" w:cs="Arial"/>
@@ -4084,7 +4062,21 @@
           <w:lang w:val="en"/>
           <w14:ligatures w14:val="none"/>
         </w:rPr>
-        <w:t>Chatgpt (GPT</w:t>
+        <w:t>Chatgpt</w:t>
+      </w:r>
+      <w:proofErr w:type="spellEnd"/>
+      <w:r>
+        <w:rPr>
+          <w:rFonts w:ascii="Arial" w:eastAsia="Arial" w:hAnsi="Arial" w:cs="Arial"/>
+          <w:b/>
+          <w:kern w:val="0"/>
+          <w:sz w:val="22"/>
+          <w:szCs w:val="22"/>
+          <w:highlight w:val="darkGray"/>
+          <w:lang w:val="en"/>
+          <w14:ligatures w14:val="none"/>
+        </w:rPr>
+        <w:t xml:space="preserve"> (GPT</w:t>
       </w:r>
       <w:r>
         <w:rPr>
@@ -5444,7 +5436,6 @@
     <w:next w:val="Normal"/>
     <w:link w:val="Heading2Char"/>
     <w:uiPriority w:val="9"/>
-    <w:semiHidden/>
     <w:unhideWhenUsed/>
     <w:qFormat/>
     <w:rsid w:val="00242B90"/>
@@ -5467,7 +5458,6 @@
     <w:next w:val="Normal"/>
     <w:link w:val="Heading3Char"/>
     <w:uiPriority w:val="9"/>
-    <w:semiHidden/>
     <w:unhideWhenUsed/>
     <w:qFormat/>
     <w:rsid w:val="00242B90"/>
@@ -5661,7 +5651,6 @@
     <w:basedOn w:val="DefaultParagraphFont"/>
     <w:link w:val="Heading2"/>
     <w:uiPriority w:val="9"/>
-    <w:semiHidden/>
     <w:rsid w:val="00242B90"/>
     <w:rPr>
       <w:rFonts w:asciiTheme="majorHAnsi" w:eastAsiaTheme="majorEastAsia" w:hAnsiTheme="majorHAnsi" w:cstheme="majorBidi"/>
@@ -5675,7 +5664,6 @@
     <w:basedOn w:val="DefaultParagraphFont"/>
     <w:link w:val="Heading3"/>
     <w:uiPriority w:val="9"/>
-    <w:semiHidden/>
     <w:rsid w:val="00242B90"/>
     <w:rPr>
       <w:rFonts w:eastAsiaTheme="majorEastAsia" w:cstheme="majorBidi"/>
